--- a/files/b1/r3.docx
+++ b/files/b1/r3.docx
@@ -4,206 +4,122 @@
   <w:body>
     <w:p>
       <w:pPr>
-        <w:rPr>
-          <w:sz w:val="30"/>
-          <w:szCs w:val="30"/>
-        </w:rPr>
-      </w:pPr>
-      <w:r>
-        <w:rPr>
-          <w:sz w:val="30"/>
-          <w:szCs w:val="30"/>
-          <w:rtl w:val="0"/>
-        </w:rPr>
-        <w:t xml:space="preserve">От Полины каждому из авторов</w:t>
-      </w:r>
-    </w:p>
-    <w:p>
-      <w:pPr>
-        <w:rPr>
-          <w:sz w:val="24"/>
-          <w:szCs w:val="24"/>
-        </w:rPr>
-      </w:pPr>
-      <w:r>
-        <w:rPr>
-          <w:sz w:val="24"/>
-          <w:szCs w:val="24"/>
-          <w:rtl w:val="0"/>
-        </w:rPr>
-        <w:t xml:space="preserve"> </w:t>
-      </w:r>
-    </w:p>
-    <w:p>
-      <w:pPr>
-        <w:ind w:firstLine="700"/>
-        <w:jc w:val="both"/>
-        <w:rPr>
-          <w:sz w:val="28"/>
-          <w:szCs w:val="28"/>
-        </w:rPr>
-      </w:pPr>
-      <w:r>
-        <w:rPr>
-          <w:sz w:val="28"/>
-          <w:szCs w:val="28"/>
-          <w:rtl w:val="0"/>
-        </w:rPr>
-        <w:t xml:space="preserve">В попытке сориентироваться в поле содержания всех опубликованных текстов, каждый из которых по-своему тронул меня (где-то степенью рефлексивности, где-то своей искренностью, где-то – выходом на новые неожиданные темы), я попробовала построить тематическое поле поднимаемых в текстах проблем. Два дня читала, переживала, думала и пробовала собрать содержание так, чтобы получилось «поле», по которому можно ходить и обнаруживать неожиданности. </w:t>
-      </w:r>
-    </w:p>
-    <w:p>
-      <w:pPr>
-        <w:ind w:firstLine="700"/>
-        <w:jc w:val="both"/>
-        <w:rPr>
-          <w:sz w:val="28"/>
-          <w:szCs w:val="28"/>
-        </w:rPr>
-      </w:pPr>
-      <w:r>
-        <w:rPr>
-          <w:sz w:val="28"/>
-          <w:szCs w:val="28"/>
-          <w:rtl w:val="0"/>
-        </w:rPr>
-        <w:t xml:space="preserve">Первая неожиданность случилась со мной, когда при разных попытках нанесения тем на бумагу сквозь них вдруг стал просвечивать октакль (или «крестострел») – что ни делай, а темы выстраиваются вокруг него и всё тут. Для любопытных – гляньте, это очень древний и мощный символ (к вопросу о символизации).</w:t>
-      </w:r>
-    </w:p>
-    <w:p>
-      <w:pPr>
-        <w:ind w:firstLine="700"/>
-        <w:jc w:val="both"/>
-        <w:rPr>
-          <w:sz w:val="28"/>
-          <w:szCs w:val="28"/>
-        </w:rPr>
-      </w:pPr>
-      <w:r>
-        <w:rPr>
-          <w:sz w:val="28"/>
-          <w:szCs w:val="28"/>
-          <w:rtl w:val="0"/>
-        </w:rPr>
-        <w:t xml:space="preserve">Итак, к письму прилагаю получившуюся «карту». Она – игровой предмет, прошу к нему так и отнестись и поиграться с ним: что из него видно? Получается ли найти себя? Какие области карты цепляют больше всего и заставляют задуматься? Если долго по ней бродить с остановками – что чувствуете? Какие мысли возникают? Чего на ней нет?</w:t>
-      </w:r>
-    </w:p>
-    <w:p>
-      <w:pPr>
-        <w:ind w:firstLine="700"/>
-        <w:jc w:val="both"/>
-        <w:rPr>
-          <w:sz w:val="28"/>
-          <w:szCs w:val="28"/>
-        </w:rPr>
-      </w:pPr>
-      <w:r>
-        <w:rPr>
-          <w:sz w:val="28"/>
-          <w:szCs w:val="28"/>
-          <w:rtl w:val="0"/>
-        </w:rPr>
-        <w:t xml:space="preserve"> </w:t>
-      </w:r>
-    </w:p>
-    <w:p>
-      <w:pPr>
-        <w:ind w:firstLine="700"/>
-        <w:jc w:val="both"/>
-        <w:rPr>
-          <w:sz w:val="28"/>
-          <w:szCs w:val="28"/>
-        </w:rPr>
-      </w:pPr>
-      <w:r>
-        <w:rPr>
-          <w:sz w:val="28"/>
-          <w:szCs w:val="28"/>
-          <w:rtl w:val="0"/>
-        </w:rPr>
-        <w:t xml:space="preserve">P.S.: Первые варианты прорисовки карты делала так, что авторы у меня были помечены в напряжении между темами. А потом, посмотрев на такой вариант рисования, поняла, что он мне не нравится. Потому что словно бы «приклеивает» автора к определенному набору тем. А хочется, чтобы карта сохраняла возможность подвижности – помните карту Мародёров из Гарри Поттера?))) На ней было видно, кто куда движется – вот это-то и любопытно! Кого куда потянет и кто где захочет остаться.</w:t>
-      </w:r>
-    </w:p>
-    <w:p>
-      <w:pPr>
-        <w:ind w:firstLine="700"/>
-        <w:jc w:val="both"/>
-        <w:rPr>
-          <w:sz w:val="28"/>
-          <w:szCs w:val="28"/>
-        </w:rPr>
-      </w:pPr>
-      <w:r>
-        <w:rPr>
-          <w:i w:val="1"/>
-          <w:iCs w:val="1"/>
-          <w:sz w:val="28"/>
-          <w:szCs w:val="28"/>
-          <w:rtl w:val="0"/>
-        </w:rPr>
-        <w:t xml:space="preserve">Торжественно клянусь, что замышляю шалость и только шалость! </w:t>
-      </w:r>
-      <w:r>
-        <w:rPr>
-          <w:sz w:val="28"/>
-          <w:szCs w:val="28"/>
-          <w:rtl w:val="0"/>
-        </w:rPr>
-        <w:t xml:space="preserve">J</w:t>
-      </w:r>
-    </w:p>
-    <w:p>
-      <w:pPr>
-        <w:ind w:firstLine="700"/>
-        <w:jc w:val="both"/>
-        <w:rPr>
-          <w:sz w:val="28"/>
-          <w:szCs w:val="28"/>
-        </w:rPr>
-      </w:pPr>
-      <w:r>
-        <w:rPr>
-          <w:sz w:val="28"/>
-          <w:szCs w:val="28"/>
-          <w:rtl w:val="0"/>
-        </w:rPr>
-        <w:t xml:space="preserve"> </w:t>
-      </w:r>
-    </w:p>
-    <w:p>
-      <w:pPr>
-        <w:ind w:firstLine="700"/>
-        <w:jc w:val="both"/>
-        <w:rPr>
-          <w:sz w:val="28"/>
-          <w:szCs w:val="28"/>
-        </w:rPr>
-      </w:pPr>
-      <w:r>
-        <w:rPr>
-          <w:sz w:val="28"/>
-          <w:szCs w:val="28"/>
-          <w:rtl w:val="0"/>
-        </w:rPr>
-        <w:t xml:space="preserve">Приглашаю в игру) </w:t>
-      </w:r>
-    </w:p>
-    <w:p>
-      <w:pPr>
-        <w:ind w:firstLine="700"/>
-        <w:jc w:val="both"/>
-        <w:rPr>
-          <w:sz w:val="28"/>
-          <w:szCs w:val="28"/>
-        </w:rPr>
-      </w:pPr>
-      <w:r>
-        <w:rPr>
-          <w:sz w:val="28"/>
-          <w:szCs w:val="28"/>
-          <w:rtl w:val="0"/>
-        </w:rPr>
-        <w:t xml:space="preserve"> </w:t>
+        <w:spacing w:after="240" w:before="240" w:lineRule="auto"/>
+        <w:rPr/>
+      </w:pPr>
+      <w:r>
+        <w:rPr>
+          <w:rtl w:val="0"/>
+        </w:rPr>
+        <w:t xml:space="preserve">Ответ на ответ Юлии</w:t>
+      </w:r>
+    </w:p>
+    <w:p>
+      <w:pPr>
+        <w:spacing w:after="240" w:before="240" w:lineRule="auto"/>
+        <w:rPr/>
+      </w:pPr>
+      <w:r>
+        <w:rPr>
+          <w:rtl w:val="0"/>
+        </w:rPr>
+        <w:t xml:space="preserve">В тексте я вижу  два подхода к по отношению к детям: подход родительский и подход твой, во взаимодействии с детьми и как бы хотела  ты, говоря про детство - подход подлинного соприкосновения / проживания вместе с детьми…</w:t>
+      </w:r>
+    </w:p>
+    <w:p>
+      <w:pPr>
+        <w:spacing w:after="240" w:before="240" w:lineRule="auto"/>
+        <w:rPr/>
+      </w:pPr>
+      <w:r>
+        <w:rPr>
+          <w:rtl w:val="0"/>
+        </w:rPr>
+        <w:t xml:space="preserve">Я думаю, часто за искренними стараниями родителей (случается и за моими), стоит базовая схема -  с детьми надо что-то делать: наущивать, наказывать, привлекать к ответственности, и часто их оптика, средства и  намерения сконцентрированы на том, что делать НЕ надо или наоборот надо: не вести себя неподобающе (а вести как следует, а следует вот так), не поступать нехорошо, не делать нечто неприличествуюшее.</w:t>
+      </w:r>
+    </w:p>
+    <w:p>
+      <w:pPr>
+        <w:spacing w:after="240" w:before="240" w:lineRule="auto"/>
+        <w:rPr/>
+      </w:pPr>
+      <w:r>
+        <w:rPr>
+          <w:rtl w:val="0"/>
+        </w:rPr>
+        <w:t xml:space="preserve">И конечно, ты права, это часто  ловушка уводящая от подлинности </w:t>
+      </w:r>
+    </w:p>
+    <w:p>
+      <w:pPr>
+        <w:spacing w:after="240" w:before="240" w:lineRule="auto"/>
+        <w:rPr/>
+      </w:pPr>
+      <w:r>
+        <w:rPr>
+          <w:rtl w:val="0"/>
+        </w:rPr>
+        <w:t xml:space="preserve">Думаю, в моем тексте проявилось  это неуклюже натуженное старание, отсюда отсылка к очень взрослому в предисловии? :)</w:t>
+      </w:r>
+    </w:p>
+    <w:p>
+      <w:pPr>
+        <w:spacing w:after="240" w:before="240" w:lineRule="auto"/>
+        <w:rPr/>
+      </w:pPr>
+      <w:r>
+        <w:rPr>
+          <w:rtl w:val="0"/>
+        </w:rPr>
+        <w:t xml:space="preserve">Знаешь, время от времени удается создавать с детьми подлинность встреч, проживание радости, удивлений и приключений. Это требует немало усилий, у меня это не происходит «само собой»: усилий по вылезанию из узнаваний и представлений в хаос, и попытках почувствовать нечто ранее мне недоступное, соприкоснуться с подлинным. </w:t>
+      </w:r>
+    </w:p>
+    <w:p>
+      <w:pPr>
+        <w:spacing w:after="240" w:before="240" w:lineRule="auto"/>
+        <w:rPr/>
+      </w:pPr>
+      <w:r>
+        <w:rPr>
+          <w:rtl w:val="0"/>
+        </w:rPr>
+        <w:t xml:space="preserve">Это, видимо, частичка, важная составляющая собственной жизни, которую мне иногда получается с детьми проживать.</w:t>
+      </w:r>
+    </w:p>
+    <w:p>
+      <w:pPr>
+        <w:spacing w:after="240" w:before="240" w:lineRule="auto"/>
+        <w:rPr/>
+      </w:pPr>
+      <w:r>
+        <w:rPr>
+          <w:rtl w:val="0"/>
+        </w:rPr>
+        <w:t xml:space="preserve">Про «задавать вопросы, которые не в состоянии задать себе»: в моем детстве таким человеком была мама, которая часто, с любопытством наблюдая во мне скрытое для меня, приоткрывала вопросами в нечто, что позже  в духовном могло проявиться и прорасти. У меня с детьми  так получается редко (вопрос частоты здесь, конечно, излишний, скорее это про мою способность нечто видеть и такие вопросы задавать).</w:t>
+      </w:r>
+    </w:p>
+    <w:p>
+      <w:pPr>
+        <w:spacing w:after="240" w:before="240" w:lineRule="auto"/>
+        <w:rPr/>
+      </w:pPr>
+      <w:r>
+        <w:rPr>
+          <w:rtl w:val="0"/>
+        </w:rPr>
+        <w:t xml:space="preserve">Меня затронуло /удивило в твоем тексте:  «чувствовать рядом живое и хаос. Остаться в нем подольше чтобы отрастало то, что позволяет ориентироваться». </w:t>
+      </w:r>
+    </w:p>
+    <w:p>
+      <w:pPr>
+        <w:spacing w:after="240" w:before="240" w:lineRule="auto"/>
+        <w:rPr/>
+      </w:pPr>
+      <w:r>
+        <w:rPr>
+          <w:rtl w:val="0"/>
+        </w:rPr>
+        <w:t xml:space="preserve">Мне сложно понять / соприкоснуться, хотя кажется, что за этим есть нечто важное сокрытое для меня, не пересекающееся с моим опытом, если получится /захочешь развернуть, буду благодарен )</w:t>
       </w:r>
     </w:p>
     <w:p>
